--- a/Manuel de implementación de irvin miguel 2.docx
+++ b/Manuel de implementación de irvin miguel 2.docx
@@ -115,7 +115,7 @@
           <w:noProof/>
           <w:lang w:val="es-ES"/>
         </w:rPr>
-        <w:t>viernes, 24 de abril de 2026</w:t>
+        <w:t>miércoles, 29 de abril de 2026</w:t>
       </w:r>
       <w:r>
         <w:rPr>
@@ -494,42 +494,394 @@
       </w:pPr>
       <w:r>
         <w:rPr>
+          <w:noProof/>
           <w:lang w:val="es-ES"/>
         </w:rPr>
         <w:lastRenderedPageBreak/>
+        <w:drawing>
+          <wp:anchor distT="0" distB="0" distL="114300" distR="114300" simplePos="0" relativeHeight="251658240" behindDoc="0" locked="0" layoutInCell="1" allowOverlap="1" wp14:anchorId="798FC395" wp14:editId="431ABD56">
+            <wp:simplePos x="0" y="0"/>
+            <wp:positionH relativeFrom="page">
+              <wp:posOffset>4552315</wp:posOffset>
+            </wp:positionH>
+            <wp:positionV relativeFrom="paragraph">
+              <wp:posOffset>6350</wp:posOffset>
+            </wp:positionV>
+            <wp:extent cx="2741930" cy="2476500"/>
+            <wp:effectExtent l="0" t="0" r="1270" b="0"/>
+            <wp:wrapThrough wrapText="bothSides">
+              <wp:wrapPolygon edited="0">
+                <wp:start x="0" y="0"/>
+                <wp:lineTo x="0" y="21434"/>
+                <wp:lineTo x="21460" y="21434"/>
+                <wp:lineTo x="21460" y="0"/>
+                <wp:lineTo x="0" y="0"/>
+              </wp:wrapPolygon>
+            </wp:wrapThrough>
+            <wp:docPr id="8863623" name="Imagen 1"/>
+            <wp:cNvGraphicFramePr>
+              <a:graphicFrameLocks xmlns:a="http://schemas.openxmlformats.org/drawingml/2006/main" noChangeAspect="1"/>
+            </wp:cNvGraphicFramePr>
+            <a:graphic xmlns:a="http://schemas.openxmlformats.org/drawingml/2006/main">
+              <a:graphicData uri="http://schemas.openxmlformats.org/drawingml/2006/picture">
+                <pic:pic xmlns:pic="http://schemas.openxmlformats.org/drawingml/2006/picture">
+                  <pic:nvPicPr>
+                    <pic:cNvPr id="8863623" name="Imagen 8863623"/>
+                    <pic:cNvPicPr/>
+                  </pic:nvPicPr>
+                  <pic:blipFill rotWithShape="1">
+                    <a:blip r:embed="rId9">
+                      <a:extLst>
+                        <a:ext uri="{28A0092B-C50C-407E-A947-70E740481C1C}">
+                          <a14:useLocalDpi xmlns:a14="http://schemas.microsoft.com/office/drawing/2010/main" val="0"/>
+                        </a:ext>
+                      </a:extLst>
+                    </a:blip>
+                    <a:srcRect l="11359" t="18194" r="54336" b="26637"/>
+                    <a:stretch>
+                      <a:fillRect/>
+                    </a:stretch>
+                  </pic:blipFill>
+                  <pic:spPr bwMode="auto">
+                    <a:xfrm>
+                      <a:off x="0" y="0"/>
+                      <a:ext cx="2741930" cy="2476500"/>
+                    </a:xfrm>
+                    <a:prstGeom prst="rect">
+                      <a:avLst/>
+                    </a:prstGeom>
+                    <a:ln>
+                      <a:noFill/>
+                    </a:ln>
+                    <a:extLst>
+                      <a:ext uri="{53640926-AAD7-44D8-BBD7-CCE9431645EC}">
+                        <a14:shadowObscured xmlns:a14="http://schemas.microsoft.com/office/drawing/2010/main"/>
+                      </a:ext>
+                    </a:extLst>
+                  </pic:spPr>
+                </pic:pic>
+              </a:graphicData>
+            </a:graphic>
+            <wp14:sizeRelH relativeFrom="margin">
+              <wp14:pctWidth>0</wp14:pctWidth>
+            </wp14:sizeRelH>
+            <wp14:sizeRelV relativeFrom="margin">
+              <wp14:pctHeight>0</wp14:pctHeight>
+            </wp14:sizeRelV>
+          </wp:anchor>
+        </w:drawing>
+      </w:r>
+      <w:r>
+        <w:rPr>
+          <w:lang w:val="es-ES"/>
+        </w:rPr>
         <w:tab/>
         <w:t xml:space="preserve">MENU PRINCIPAL </w:t>
       </w:r>
     </w:p>
     <w:p>
       <w:pPr>
+        <w:rPr>
+          <w:b/>
+          <w:bCs/>
+          <w:noProof/>
+          <w:lang w:val="es-MX"/>
+        </w:rPr>
+      </w:pPr>
+      <w:r>
+        <w:rPr>
+          <w:b/>
+          <w:bCs/>
+          <w:noProof/>
+          <w:lang w:val="es-MX"/>
+        </w:rPr>
+        <w:t>Pantalla Principal del Sistema</w:t>
+      </w:r>
+    </w:p>
+    <w:p>
+      <w:pPr>
+        <w:rPr>
+          <w:noProof/>
+          <w:lang w:val="es-MX"/>
+        </w:rPr>
+      </w:pPr>
+      <w:r>
+        <w:rPr>
+          <w:noProof/>
+          <w:lang w:val="es-MX"/>
+        </w:rPr>
+        <w:t xml:space="preserve">La pantalla principal del sistema </w:t>
+      </w:r>
+      <w:r>
+        <w:rPr>
+          <w:b/>
+          <w:bCs/>
+          <w:noProof/>
+          <w:lang w:val="es-MX"/>
+        </w:rPr>
+        <w:t>Punto de Venta – ELEVENTA</w:t>
+      </w:r>
+      <w:r>
+        <w:rPr>
+          <w:noProof/>
+          <w:lang w:val="es-MX"/>
+        </w:rPr>
+        <w:t xml:space="preserve"> es la interfaz inicial que se muestra al iniciar la aplicación. Su diseño es sencillo e intuitivo, permitiendo al usuario acceder rápidamente a las funciones principales del sistema.</w:t>
+      </w:r>
+    </w:p>
+    <w:p>
+      <w:pPr>
+        <w:rPr>
+          <w:noProof/>
+          <w:lang w:val="es-MX"/>
+        </w:rPr>
+      </w:pPr>
+      <w:r>
+        <w:rPr>
+          <w:noProof/>
+          <w:lang w:val="es-MX"/>
+        </w:rPr>
+        <w:t>En la parte superior se encuentra el logotipo del sistema, el cual identifica visualmente la aplicación. Debajo del logotipo se presentan los botones principales, cada uno correspondiente a un módulo específico.</w:t>
+      </w:r>
+    </w:p>
+    <w:p>
+      <w:pPr>
+        <w:rPr>
+          <w:b/>
+          <w:bCs/>
+          <w:noProof/>
+          <w:lang w:val="es-MX"/>
+        </w:rPr>
+      </w:pPr>
+      <w:r>
+        <w:rPr>
+          <w:b/>
+          <w:bCs/>
+          <w:noProof/>
+          <w:lang w:val="es-MX"/>
+        </w:rPr>
+        <w:t>Opciones disponibles</w:t>
+      </w:r>
+    </w:p>
+    <w:p>
+      <w:pPr>
+        <w:numPr>
+          <w:ilvl w:val="0"/>
+          <w:numId w:val="11"/>
+        </w:numPr>
+        <w:rPr>
+          <w:noProof/>
+          <w:lang w:val="es-MX"/>
+        </w:rPr>
+      </w:pPr>
+      <w:r>
+        <w:rPr>
+          <w:b/>
+          <w:bCs/>
+          <w:noProof/>
+          <w:lang w:val="es-MX"/>
+        </w:rPr>
+        <w:t>Registro de Productos</w:t>
+      </w:r>
+      <w:r>
+        <w:rPr>
+          <w:noProof/>
+          <w:lang w:val="es-MX"/>
+        </w:rPr>
+        <w:br/>
+        <w:t>Permite al usuario dar de alta nuevos productos, así como gestionar la información relacionada con los artículos disponibles para la venta.</w:t>
+      </w:r>
+    </w:p>
+    <w:p>
+      <w:pPr>
+        <w:numPr>
+          <w:ilvl w:val="0"/>
+          <w:numId w:val="11"/>
+        </w:numPr>
+        <w:rPr>
+          <w:noProof/>
+          <w:lang w:val="es-MX"/>
+        </w:rPr>
+      </w:pPr>
+      <w:r>
+        <w:rPr>
+          <w:b/>
+          <w:bCs/>
+          <w:noProof/>
+          <w:lang w:val="es-MX"/>
+        </w:rPr>
+        <w:t>Registro de Ventas</w:t>
+      </w:r>
+      <w:r>
+        <w:rPr>
+          <w:noProof/>
+          <w:lang w:val="es-MX"/>
+        </w:rPr>
+        <w:br/>
+        <w:t>Facilita el proceso de realizar ventas, registrando las transacciones efectuadas dentro del sistema.</w:t>
+      </w:r>
+    </w:p>
+    <w:p>
+      <w:pPr>
+        <w:numPr>
+          <w:ilvl w:val="0"/>
+          <w:numId w:val="11"/>
+        </w:numPr>
+        <w:rPr>
+          <w:noProof/>
+          <w:lang w:val="es-MX"/>
+        </w:rPr>
+      </w:pPr>
+      <w:r>
+        <w:rPr>
+          <w:b/>
+          <w:bCs/>
+          <w:noProof/>
+          <w:lang w:val="es-MX"/>
+        </w:rPr>
+        <w:t>Reportes</w:t>
+      </w:r>
+      <w:r>
+        <w:rPr>
+          <w:noProof/>
+          <w:lang w:val="es-MX"/>
+        </w:rPr>
+        <w:br/>
+        <w:t>Ofrece acceso a información resumida o detallada sobre las operaciones realizadas, útil para el análisis y control del negocio.</w:t>
+      </w:r>
+    </w:p>
+    <w:p>
+      <w:pPr>
+        <w:numPr>
+          <w:ilvl w:val="0"/>
+          <w:numId w:val="11"/>
+        </w:numPr>
+        <w:rPr>
+          <w:noProof/>
+          <w:lang w:val="es-MX"/>
+        </w:rPr>
+      </w:pPr>
+      <w:r>
+        <w:rPr>
+          <w:b/>
+          <w:bCs/>
+          <w:noProof/>
+          <w:lang w:val="es-MX"/>
+        </w:rPr>
+        <w:t>Acerca de</w:t>
+      </w:r>
+      <w:r>
+        <w:rPr>
+          <w:noProof/>
+          <w:lang w:val="es-MX"/>
+        </w:rPr>
+        <w:br/>
+        <w:t>Muestra información general del sistema, como el nombre del proyecto, versión y datos adicionales relevantes.</w:t>
+      </w:r>
+    </w:p>
+    <w:p>
+      <w:pPr>
+        <w:rPr>
+          <w:b/>
+          <w:bCs/>
+          <w:noProof/>
+          <w:lang w:val="es-MX"/>
+        </w:rPr>
+      </w:pPr>
+      <w:r>
+        <w:rPr>
+          <w:b/>
+          <w:bCs/>
+          <w:noProof/>
+          <w:lang w:val="es-MX"/>
+        </w:rPr>
+        <w:t>Uso de la pantalla</w:t>
+      </w:r>
+    </w:p>
+    <w:p>
+      <w:pPr>
+        <w:rPr>
+          <w:noProof/>
+          <w:lang w:val="es-MX"/>
+        </w:rPr>
+      </w:pPr>
+      <w:r>
+        <w:rPr>
+          <w:noProof/>
+          <w:lang w:val="es-MX"/>
+        </w:rPr>
+        <w:t>Para utilizar el sistema, el usuario debe hacer clic sobre el botón correspondiente a la función que desea ejecutar. Al seleccionar una opción, se abrirá la ventana o módulo relacionado.</w:t>
+      </w:r>
+    </w:p>
+    <w:p>
+      <w:pPr>
+        <w:rPr>
+          <w:noProof/>
+          <w:lang w:val="es-MX"/>
+        </w:rPr>
+      </w:pPr>
+      <w:r>
+        <w:rPr>
+          <w:noProof/>
+          <w:lang w:val="es-MX"/>
+        </w:rPr>
+        <w:t>Esta pantalla está diseñada para ser clara y fácil de usar, permitiendo una navegación rápida incluso para usuarios sin experiencia previa.</w:t>
+      </w:r>
+    </w:p>
+    <w:p>
+      <w:pPr>
+        <w:rPr>
+          <w:noProof/>
+          <w:lang w:val="es-MX"/>
+        </w:rPr>
+      </w:pPr>
+    </w:p>
+    <w:p>
+      <w:pPr>
         <w:tabs>
-          <w:tab w:val="left" w:pos="291"/>
+          <w:tab w:val="left" w:pos="6450"/>
         </w:tabs>
-        <w:spacing w:line="360" w:lineRule="auto"/>
-        <w:rPr>
-          <w:lang w:val="es-ES"/>
-        </w:rPr>
-      </w:pPr>
+        <w:rPr>
+          <w:lang w:val="es-ES"/>
+        </w:rPr>
+      </w:pPr>
+      <w:r>
+        <w:rPr>
+          <w:lang w:val="es-ES"/>
+        </w:rPr>
+        <w:tab/>
+      </w:r>
+    </w:p>
+    <w:p>
+      <w:pPr>
+        <w:rPr>
+          <w:lang w:val="es-ES"/>
+        </w:rPr>
+      </w:pPr>
+      <w:r>
+        <w:rPr>
+          <w:lang w:val="es-ES"/>
+        </w:rPr>
+        <w:br w:type="page"/>
+      </w:r>
     </w:p>
     <w:p>
       <w:pPr>
         <w:tabs>
-          <w:tab w:val="left" w:pos="291"/>
+          <w:tab w:val="left" w:pos="6450"/>
         </w:tabs>
-        <w:spacing w:line="360" w:lineRule="auto"/>
         <w:rPr>
           <w:lang w:val="es-ES"/>
         </w:rPr>
       </w:pPr>
     </w:p>
     <w:sectPr>
-      <w:headerReference w:type="even" r:id="rId9"/>
-      <w:headerReference w:type="default" r:id="rId10"/>
-      <w:footerReference w:type="even" r:id="rId11"/>
-      <w:footerReference w:type="default" r:id="rId12"/>
-      <w:headerReference w:type="first" r:id="rId13"/>
-      <w:footerReference w:type="first" r:id="rId14"/>
+      <w:headerReference w:type="even" r:id="rId10"/>
+      <w:headerReference w:type="default" r:id="rId11"/>
+      <w:footerReference w:type="even" r:id="rId12"/>
+      <w:footerReference w:type="default" r:id="rId13"/>
+      <w:headerReference w:type="first" r:id="rId14"/>
+      <w:footerReference w:type="first" r:id="rId15"/>
       <w:pgSz w:w="11906" w:h="16838"/>
       <w:pgMar w:top="1417" w:right="1701" w:bottom="1417" w:left="1701" w:header="708" w:footer="708" w:gutter="0"/>
       <w:cols w:space="708"/>
@@ -634,7 +986,7 @@
                   <w:caps/>
                   <w:color w:val="000000" w:themeColor="text1"/>
                 </w:rPr>
-                <w:t xml:space="preserve">irvin cesar </w:t>
+                <w:t>irvin cesar</w:t>
               </w:r>
             </w:p>
           </w:sdtContent>
@@ -1048,6 +1400,155 @@
       </w:pPr>
     </w:lvl>
   </w:abstractNum>
+  <w:abstractNum w:abstractNumId="1" w15:restartNumberingAfterBreak="0">
+    <w:nsid w:val="23A76D42"/>
+    <w:multiLevelType w:val="multilevel"/>
+    <w:tmpl w:val="A614F0A2"/>
+    <w:lvl w:ilvl="0">
+      <w:start w:val="1"/>
+      <w:numFmt w:val="bullet"/>
+      <w:lvlText w:val=""/>
+      <w:lvlJc w:val="left"/>
+      <w:pPr>
+        <w:tabs>
+          <w:tab w:val="num" w:pos="720"/>
+        </w:tabs>
+        <w:ind w:left="720" w:hanging="360"/>
+      </w:pPr>
+      <w:rPr>
+        <w:rFonts w:ascii="Symbol" w:hAnsi="Symbol" w:hint="default"/>
+        <w:sz w:val="20"/>
+      </w:rPr>
+    </w:lvl>
+    <w:lvl w:ilvl="1" w:tentative="1">
+      <w:start w:val="1"/>
+      <w:numFmt w:val="bullet"/>
+      <w:lvlText w:val="o"/>
+      <w:lvlJc w:val="left"/>
+      <w:pPr>
+        <w:tabs>
+          <w:tab w:val="num" w:pos="1440"/>
+        </w:tabs>
+        <w:ind w:left="1440" w:hanging="360"/>
+      </w:pPr>
+      <w:rPr>
+        <w:rFonts w:ascii="Courier New" w:hAnsi="Courier New" w:hint="default"/>
+        <w:sz w:val="20"/>
+      </w:rPr>
+    </w:lvl>
+    <w:lvl w:ilvl="2" w:tentative="1">
+      <w:start w:val="1"/>
+      <w:numFmt w:val="bullet"/>
+      <w:lvlText w:val=""/>
+      <w:lvlJc w:val="left"/>
+      <w:pPr>
+        <w:tabs>
+          <w:tab w:val="num" w:pos="2160"/>
+        </w:tabs>
+        <w:ind w:left="2160" w:hanging="360"/>
+      </w:pPr>
+      <w:rPr>
+        <w:rFonts w:ascii="Wingdings" w:hAnsi="Wingdings" w:hint="default"/>
+        <w:sz w:val="20"/>
+      </w:rPr>
+    </w:lvl>
+    <w:lvl w:ilvl="3" w:tentative="1">
+      <w:start w:val="1"/>
+      <w:numFmt w:val="bullet"/>
+      <w:lvlText w:val=""/>
+      <w:lvlJc w:val="left"/>
+      <w:pPr>
+        <w:tabs>
+          <w:tab w:val="num" w:pos="2880"/>
+        </w:tabs>
+        <w:ind w:left="2880" w:hanging="360"/>
+      </w:pPr>
+      <w:rPr>
+        <w:rFonts w:ascii="Wingdings" w:hAnsi="Wingdings" w:hint="default"/>
+        <w:sz w:val="20"/>
+      </w:rPr>
+    </w:lvl>
+    <w:lvl w:ilvl="4" w:tentative="1">
+      <w:start w:val="1"/>
+      <w:numFmt w:val="bullet"/>
+      <w:lvlText w:val=""/>
+      <w:lvlJc w:val="left"/>
+      <w:pPr>
+        <w:tabs>
+          <w:tab w:val="num" w:pos="3600"/>
+        </w:tabs>
+        <w:ind w:left="3600" w:hanging="360"/>
+      </w:pPr>
+      <w:rPr>
+        <w:rFonts w:ascii="Wingdings" w:hAnsi="Wingdings" w:hint="default"/>
+        <w:sz w:val="20"/>
+      </w:rPr>
+    </w:lvl>
+    <w:lvl w:ilvl="5" w:tentative="1">
+      <w:start w:val="1"/>
+      <w:numFmt w:val="bullet"/>
+      <w:lvlText w:val=""/>
+      <w:lvlJc w:val="left"/>
+      <w:pPr>
+        <w:tabs>
+          <w:tab w:val="num" w:pos="4320"/>
+        </w:tabs>
+        <w:ind w:left="4320" w:hanging="360"/>
+      </w:pPr>
+      <w:rPr>
+        <w:rFonts w:ascii="Wingdings" w:hAnsi="Wingdings" w:hint="default"/>
+        <w:sz w:val="20"/>
+      </w:rPr>
+    </w:lvl>
+    <w:lvl w:ilvl="6" w:tentative="1">
+      <w:start w:val="1"/>
+      <w:numFmt w:val="bullet"/>
+      <w:lvlText w:val=""/>
+      <w:lvlJc w:val="left"/>
+      <w:pPr>
+        <w:tabs>
+          <w:tab w:val="num" w:pos="5040"/>
+        </w:tabs>
+        <w:ind w:left="5040" w:hanging="360"/>
+      </w:pPr>
+      <w:rPr>
+        <w:rFonts w:ascii="Wingdings" w:hAnsi="Wingdings" w:hint="default"/>
+        <w:sz w:val="20"/>
+      </w:rPr>
+    </w:lvl>
+    <w:lvl w:ilvl="7" w:tentative="1">
+      <w:start w:val="1"/>
+      <w:numFmt w:val="bullet"/>
+      <w:lvlText w:val=""/>
+      <w:lvlJc w:val="left"/>
+      <w:pPr>
+        <w:tabs>
+          <w:tab w:val="num" w:pos="5760"/>
+        </w:tabs>
+        <w:ind w:left="5760" w:hanging="360"/>
+      </w:pPr>
+      <w:rPr>
+        <w:rFonts w:ascii="Wingdings" w:hAnsi="Wingdings" w:hint="default"/>
+        <w:sz w:val="20"/>
+      </w:rPr>
+    </w:lvl>
+    <w:lvl w:ilvl="8" w:tentative="1">
+      <w:start w:val="1"/>
+      <w:numFmt w:val="bullet"/>
+      <w:lvlText w:val=""/>
+      <w:lvlJc w:val="left"/>
+      <w:pPr>
+        <w:tabs>
+          <w:tab w:val="num" w:pos="6480"/>
+        </w:tabs>
+        <w:ind w:left="6480" w:hanging="360"/>
+      </w:pPr>
+      <w:rPr>
+        <w:rFonts w:ascii="Wingdings" w:hAnsi="Wingdings" w:hint="default"/>
+        <w:sz w:val="20"/>
+      </w:rPr>
+    </w:lvl>
+  </w:abstractNum>
   <w:num w:numId="1" w16cid:durableId="607469778">
     <w:abstractNumId w:val="0"/>
   </w:num>
@@ -1077,6 +1578,9 @@
   </w:num>
   <w:num w:numId="10" w16cid:durableId="160436507">
     <w:abstractNumId w:val="0"/>
+  </w:num>
+  <w:num w:numId="11" w16cid:durableId="538013386">
+    <w:abstractNumId w:val="1"/>
   </w:num>
 </w:numbering>
 </file>
@@ -1701,7 +2205,6 @@
   <w:style w:type="character" w:default="1" w:styleId="Fuentedeprrafopredeter">
     <w:name w:val="Default Paragraph Font"/>
     <w:uiPriority w:val="1"/>
-    <w:semiHidden/>
     <w:unhideWhenUsed/>
   </w:style>
   <w:style w:type="table" w:default="1" w:styleId="Tablanormal">
@@ -2252,11 +2755,12 @@
 
 <file path=word/glossary/fontTable.xml><?xml version="1.0" encoding="utf-8"?>
 <w:fonts xmlns:mc="http://schemas.openxmlformats.org/markup-compatibility/2006" xmlns:r="http://schemas.openxmlformats.org/officeDocument/2006/relationships" xmlns:w="http://schemas.openxmlformats.org/wordprocessingml/2006/main" xmlns:w14="http://schemas.microsoft.com/office/word/2010/wordml" xmlns:w15="http://schemas.microsoft.com/office/word/2012/wordml" xmlns:w16cex="http://schemas.microsoft.com/office/word/2018/wordml/cex" xmlns:w16cid="http://schemas.microsoft.com/office/word/2016/wordml/cid" xmlns:w16="http://schemas.microsoft.com/office/word/2018/wordml" xmlns:w16du="http://schemas.microsoft.com/office/word/2023/wordml/word16du" xmlns:w16sdtdh="http://schemas.microsoft.com/office/word/2020/wordml/sdtdatahash" xmlns:w16sdtfl="http://schemas.microsoft.com/office/word/2024/wordml/sdtformatlock" xmlns:w16se="http://schemas.microsoft.com/office/word/2015/wordml/symex" mc:Ignorable="w14 w15 w16se w16cid w16 w16cex w16sdtdh w16sdtfl w16du">
-  <w:font w:name="Aptos">
-    <w:charset w:val="00"/>
-    <w:family w:val="swiss"/>
+  <w:font w:name="Symbol">
+    <w:panose1 w:val="05050102010706020507"/>
+    <w:charset w:val="02"/>
+    <w:family w:val="roman"/>
     <w:pitch w:val="variable"/>
-    <w:sig w:usb0="20000287" w:usb1="00000003" w:usb2="00000000" w:usb3="00000000" w:csb0="0000019F" w:csb1="00000000"/>
+    <w:sig w:usb0="00000000" w:usb1="10000000" w:usb2="00000000" w:usb3="00000000" w:csb0="80000000" w:csb1="00000000"/>
   </w:font>
   <w:font w:name="Times New Roman">
     <w:panose1 w:val="02020603050405020304"/>
@@ -2264,6 +2768,26 @@
     <w:family w:val="roman"/>
     <w:pitch w:val="variable"/>
     <w:sig w:usb0="E0002EFF" w:usb1="C000785B" w:usb2="00000009" w:usb3="00000000" w:csb0="000001FF" w:csb1="00000000"/>
+  </w:font>
+  <w:font w:name="Courier New">
+    <w:panose1 w:val="02070309020205020404"/>
+    <w:charset w:val="00"/>
+    <w:family w:val="modern"/>
+    <w:pitch w:val="fixed"/>
+    <w:sig w:usb0="E0002EFF" w:usb1="C0007843" w:usb2="00000009" w:usb3="00000000" w:csb0="000001FF" w:csb1="00000000"/>
+  </w:font>
+  <w:font w:name="Wingdings">
+    <w:panose1 w:val="05000000000000000000"/>
+    <w:charset w:val="02"/>
+    <w:family w:val="auto"/>
+    <w:pitch w:val="variable"/>
+    <w:sig w:usb0="00000000" w:usb1="10000000" w:usb2="00000000" w:usb3="00000000" w:csb0="80000000" w:csb1="00000000"/>
+  </w:font>
+  <w:font w:name="Aptos">
+    <w:charset w:val="00"/>
+    <w:family w:val="swiss"/>
+    <w:pitch w:val="variable"/>
+    <w:sig w:usb0="20000287" w:usb1="00000003" w:usb2="00000000" w:usb3="00000000" w:csb0="0000019F" w:csb1="00000000"/>
   </w:font>
   <w:font w:name="Aptos Display">
     <w:charset w:val="00"/>
@@ -2291,8 +2815,10 @@
   </w:compat>
   <w:rsids>
     <w:rsidRoot w:val="00211A3C"/>
+    <w:rsid w:val="00140ECD"/>
     <w:rsid w:val="00211A3C"/>
     <w:rsid w:val="002713AC"/>
+    <w:rsid w:val="006A4259"/>
     <w:rsid w:val="00C3659E"/>
     <w:rsid w:val="00EF2937"/>
     <w:rsid w:val="00FB32D2"/>
